--- a/rapports/16_02_2026/BALDE/coh_EQ35_sup_101201010024.docx
+++ b/rapports/16_02_2026/BALDE/coh_EQ35_sup_101201010024.docx
@@ -25,7 +25,7 @@
         <w:br/>
         <w:t>Grappe: 101201010024</w:t>
         <w:br/>
-        <w:t>Date: 16/02/2026 a 12:41</w:t>
+        <w:t>Date: 16/02/2026 a 12:58</w:t>
       </w:r>
     </w:p>
     <w:p/>
@@ -1019,7 +1019,7 @@
         </w:rPr>
         <w:t xml:space="preserve">- Le montant dépensé de L'entreprise Fabrication d’habits pour l'achat de ces marchandises revendues en état, sans transformation ne peut être supérieur aux montants obtenus sur la revente de marchandises achetées et revendues en état au cours des 30 derniers jours ou durant le dernier mois où l'entreprise a fonctionné (s10q47 &gt; s10q46), prière de corriger. Cette entreprise Fabrication d’habits dit avoir obtenu une valeur sur les marchandises vendu en etat et les marchandises vendu après transformation. L'entreprise Fabrication d’habits est généralement une entreprise de fabrication ou transformation dont elle depense en achat de matières premières.Elle transforme le produit donc ne peut pas obtenir un montant sur la revente des marchandises achetés en état (10.46 ou 10.47). Prière de mettre 0 pour ces questions si elles n'achètent pas de marchandise en état pour les revendre en état. </w:t>
         <w:br/>
-        <w:t>- Les informations sur ces entrepises non agricole manquent, prière de les renseigner. Le montant obtenus sur les services rendus par l'entreprise ##N/A## au cours des 30 derniers jours ou durant le dernier mois où l'entreprise a fonctionné n'a pas été renseigné, prière de mettre de 0 si l'entreprise n'a pas rendu de service. Prière de renseigner les montants dans les champs (s10q46 s10q47 s10q48 s10q49 s10q50 s10q51 s10q52 s10q53 s10q54 s10q55 s10q56 s10q57), mettre 0 si l'entreprise ##N/A## n'a pas effectué des dépenses ou faire des reventes des marchandises ou des produits ou rendre de service.Cette entreprise ##N/A## dit avoir obtenu une valeur sur les marchandises vendu en etat, les marchandises vendu après transformation et les services rendus. Prière de corriger. Cette entreprise ##N/A## dit avoir obtenu une valeur sur les marchandises vendu en etat et les marchandises vendu après transformation. La main d'oeuvre familiale pour Famata Baldé ayant travaillé dans cette entreprise ##N/A## aucours des 12 derniers mois n'est pas renseigner. Prière de reneigner toutes les informations qui lui concerne. La main d'oeuvre sariale de Famata Baldé ayant travaillé dans cette entreprise ##N/A## aucours des 30 derniers jours n'est pas renseigner. Prière de reneigner toutes les informations qui lui concerne.</w:t>
+        <w:t>- Les informations sur ces entrepises non agricole manquent, prière de les renseigner. Le montant obtenus sur les services rendus par l'entreprise ##N/A## au cours des 30 derniers jours ou durant le dernier mois où l'entreprise a fonctionné n'a pas été renseigné, prière de mettre de 0 si l'entreprise n'a pas rendu de service. Prière de renseigner les montants dans les champs (s10q46 s10q47 s10q48 s10q49 s10q50 s10q51 s10q52 s10q53 s10q54 s10q55 s10q56 s10q57), mettre 0 si l'entreprise ##N/A## n'a pas effectué des dépenses ou faire des reventes des marchandises ou des produits ou rendre de service.Cette entreprise ##N/A## dit avoir obtenu une valeur sur les marchandises vendu en etat, les marchandises vendu après transformation et les services rendus. Prière de corriger. Cette entreprise ##N/A## dit avoir obtenu une valeur sur les marchandises vendu en etat et les marchandises vendu après transformation. La main d'oeuvre familiale pour Tida Sabaly ayant travaillé dans cette entreprise ##N/A## aucours des 12 derniers mois n'est pas renseigner. Prière de reneigner toutes les informations qui lui concerne. La main d'oeuvre sariale de Tida Sabaly ayant travaillé dans cette entreprise ##N/A## aucours des 30 derniers jours n'est pas renseigner. Prière de reneigner toutes les informations qui lui concerne.</w:t>
       </w:r>
     </w:p>
     <w:p>

--- a/rapports/16_02_2026/BALDE/coh_EQ35_sup_101201010024.docx
+++ b/rapports/16_02_2026/BALDE/coh_EQ35_sup_101201010024.docx
@@ -25,7 +25,7 @@
         <w:br/>
         <w:t>Grappe: 101201010024</w:t>
         <w:br/>
-        <w:t>Date: 16/02/2026 a 12:58</w:t>
+        <w:t>Date: 16/02/2026 a 13:05</w:t>
       </w:r>
     </w:p>
     <w:p/>
@@ -359,6 +359,38 @@
           </w:tcPr>
           <w:p>
             <w:r>
+              <w:t>Section12</w:t>
+            </w:r>
+          </w:p>
+        </w:tc>
+        <w:tc>
+          <w:tcPr>
+            <w:tcW w:type="dxa" w:w="3324"/>
+          </w:tcPr>
+          <w:p>
+            <w:r>
+              <w:t>Actifs du menage</w:t>
+            </w:r>
+          </w:p>
+        </w:tc>
+        <w:tc>
+          <w:tcPr>
+            <w:tcW w:type="dxa" w:w="3324"/>
+          </w:tcPr>
+          <w:p>
+            <w:r>
+              <w:t>8</w:t>
+            </w:r>
+          </w:p>
+        </w:tc>
+      </w:tr>
+      <w:tr>
+        <w:tc>
+          <w:tcPr>
+            <w:tcW w:type="dxa" w:w="3324"/>
+          </w:tcPr>
+          <w:p>
+            <w:r>
               <w:t>Section9e</w:t>
             </w:r>
           </w:p>
@@ -402,38 +434,6 @@
           <w:p>
             <w:r>
               <w:t>Caracteristiques logement</w:t>
-            </w:r>
-          </w:p>
-        </w:tc>
-        <w:tc>
-          <w:tcPr>
-            <w:tcW w:type="dxa" w:w="3324"/>
-          </w:tcPr>
-          <w:p>
-            <w:r>
-              <w:t>7</w:t>
-            </w:r>
-          </w:p>
-        </w:tc>
-      </w:tr>
-      <w:tr>
-        <w:tc>
-          <w:tcPr>
-            <w:tcW w:type="dxa" w:w="3324"/>
-          </w:tcPr>
-          <w:p>
-            <w:r>
-              <w:t>Section12</w:t>
-            </w:r>
-          </w:p>
-        </w:tc>
-        <w:tc>
-          <w:tcPr>
-            <w:tcW w:type="dxa" w:w="3324"/>
-          </w:tcPr>
-          <w:p>
-            <w:r>
-              <w:t>Actifs du menage</w:t>
             </w:r>
           </w:p>
         </w:tc>
@@ -973,7 +973,7 @@
         <w:rPr>
           <w:sz w:val="20"/>
         </w:rPr>
-        <w:t>- La dernière fois que vous avez acheté Jus de fruits type 1 (orange, ananas, bissap, gingembre, jus de cajou, etc.) est Maison voisine et semble exister dans les modalités, prière de prendre attache avec le QG pour plus d'explication afin de la classer bien. Attention ! Le prix unitaire d'achat (100 Fcfa) de Vinaigre de vin en Verre ( à thé) (taille unique) est relativement élevé par rapport aux autres prix observés dans cette zone. Prière de corriger ou de confirmer avec le QG. Attention ! Le prix unitaire d'achat (200 Fcfa) de Capitaine frais en Pièce (Petit) est relativement élevé par rapport aux autres prix observés dans cette zone. Prière de corriger ou de confirmer avec le QG. Attention ! Le prix unitaire d'achat (250 Fcfa) de Tomate fraîche en Sachets (Petit) est relativement élevé par rapport aux autres prix observés dans cette zone. Prière de corriger ou de confirmer avec le QG. Attention ! Le prix unitaire d'achat (50 Fcfa) de Ail en Gousse (Moyen) est relativement faible par rapport aux autres prix observés dans cette zone. Prière de corriger ou de confirmer avec le QG. Avertissement!!! Le ménage a consommé 2 Verre ( à thé) taille unique de Thé en sachet, cette quantité semble anormale pour une consommation des 7 derniers jours.Les ménages consomment géneralement en sachet ou en paquet, prière de corriger ou de confirmer avec le QG. Incohérence!! Dans ce ménage, chaque individus consomme par jour 2.591837 Kg  de cereale; Prière de revoir les quantités prises de ces produits. Incohérence!! Dans ce ménage, chaque individus consomme par jour 2.591837 Kg  de cereale; Prière de revoir les quantités prises de ces produits. Le prix d'achat unitaire (7200 Fcfa) de Viande de mouton en Kg de taille taille unique prière de regarder les reponses prises dans les questions s07bq07a s07bq07b s07bq07c s07bq08 pour mieux corriger.</w:t>
+        <w:t>- La dernière fois que vous avez acheté Jus de fruits type 1 (orange, ananas, bissap, gingembre, jus de cajou, etc.) est Maison voisine et semble exister dans les modalités, prière de prendre attache avec le QG pour plus d'explication afin de la classer bien. Attention ! Le prix unitaire d'achat (100 Fcfa) de Vinaigre de vin en Verre ( à thé) (taille unique) est relativement élevé par rapport aux autres prix observés dans cette zone. Prière de corriger ou de confirmer avec le QG. Attention ! Le prix unitaire d'achat (200 Fcfa) de Capitaine frais en Pièce (Petit) est relativement élevé par rapport aux autres prix observés dans cette zone. Prière de corriger ou de confirmer avec le QG. Attention ! Le prix unitaire d'achat (200 Fcfa) de Silure séché en Morceau (Portion) (Petit) est relativement élevé par rapport aux autres prix observés dans cette zone. Prière de corriger ou de confirmer avec le QG. Attention ! Le prix unitaire d'achat (25 Fcfa) de Poivre en Sachets (Petit) est relativement faible par rapport aux autres prix observés dans cette zone. Prière de corriger ou de confirmer avec le QG. Attention ! Le prix unitaire d'achat (250 Fcfa) de Tomate fraîche en Sachets (Petit) est relativement élevé par rapport aux autres prix observés dans cette zone. Prière de corriger ou de confirmer avec le QG. Attention ! Le prix unitaire d'achat (50 Fcfa) de Ail en Gousse (Moyen) est relativement faible par rapport aux autres prix observés dans cette zone. Prière de corriger ou de confirmer avec le QG. Attention ! Le prix unitaire d'achat (50 Fcfa) de Cube alimentaire (Maggi, Jumbo, ) en Cube (Moyen) est relativement élevé par rapport aux autres prix observés dans cette zone. Prière de corriger ou de confirmer avec le QG. Avertissement!!! Le ménage a consommé 2 Verre ( à thé) taille unique de Thé en sachet, cette quantité semble anormale pour une consommation des 7 derniers jours.Les ménages consomment géneralement en sachet ou en paquet, prière de corriger ou de confirmer avec le QG. Incohérence!! Dans ce ménage, chaque individus consomme par jour 2.816326 Kg  de cereale; Prière de revoir les quantités prises de ces produits. Incohérence!! Dans ce ménage, chaque individus consomme par jour 2.816326 Kg  de cereale; Prière de revoir les quantités prises de ces produits. Le prix d'achat unitaire (7200 Fcfa) de Viande de mouton en Kg de taille taille unique prière de regarder les reponses prises dans les questions s07bq07a s07bq07b s07bq07c s07bq08 pour mieux corriger.</w:t>
       </w:r>
     </w:p>
     <w:p>
@@ -1019,7 +1019,7 @@
         </w:rPr>
         <w:t xml:space="preserve">- Le montant dépensé de L'entreprise Fabrication d’habits pour l'achat de ces marchandises revendues en état, sans transformation ne peut être supérieur aux montants obtenus sur la revente de marchandises achetées et revendues en état au cours des 30 derniers jours ou durant le dernier mois où l'entreprise a fonctionné (s10q47 &gt; s10q46), prière de corriger. Cette entreprise Fabrication d’habits dit avoir obtenu une valeur sur les marchandises vendu en etat et les marchandises vendu après transformation. L'entreprise Fabrication d’habits est généralement une entreprise de fabrication ou transformation dont elle depense en achat de matières premières.Elle transforme le produit donc ne peut pas obtenir un montant sur la revente des marchandises achetés en état (10.46 ou 10.47). Prière de mettre 0 pour ces questions si elles n'achètent pas de marchandise en état pour les revendre en état. </w:t>
         <w:br/>
-        <w:t>- Les informations sur ces entrepises non agricole manquent, prière de les renseigner. Le montant obtenus sur les services rendus par l'entreprise ##N/A## au cours des 30 derniers jours ou durant le dernier mois où l'entreprise a fonctionné n'a pas été renseigné, prière de mettre de 0 si l'entreprise n'a pas rendu de service. Prière de renseigner les montants dans les champs (s10q46 s10q47 s10q48 s10q49 s10q50 s10q51 s10q52 s10q53 s10q54 s10q55 s10q56 s10q57), mettre 0 si l'entreprise ##N/A## n'a pas effectué des dépenses ou faire des reventes des marchandises ou des produits ou rendre de service.Cette entreprise ##N/A## dit avoir obtenu une valeur sur les marchandises vendu en etat, les marchandises vendu après transformation et les services rendus. Prière de corriger. Cette entreprise ##N/A## dit avoir obtenu une valeur sur les marchandises vendu en etat et les marchandises vendu après transformation. La main d'oeuvre familiale pour Tida Sabaly ayant travaillé dans cette entreprise ##N/A## aucours des 12 derniers mois n'est pas renseigner. Prière de reneigner toutes les informations qui lui concerne. La main d'oeuvre sariale de Tida Sabaly ayant travaillé dans cette entreprise ##N/A## aucours des 30 derniers jours n'est pas renseigner. Prière de reneigner toutes les informations qui lui concerne.</w:t>
+        <w:t>- Les informations sur ces entrepises non agricole manquent, prière de les renseigner. Le montant obtenus sur les services rendus par l'entreprise ##N/A## au cours des 30 derniers jours ou durant le dernier mois où l'entreprise a fonctionné n'a pas été renseigné, prière de mettre de 0 si l'entreprise n'a pas rendu de service. Prière de renseigner les montants dans les champs (s10q46 s10q47 s10q48 s10q49 s10q50 s10q51 s10q52 s10q53 s10q54 s10q55 s10q56 s10q57), mettre 0 si l'entreprise ##N/A## n'a pas effectué des dépenses ou faire des reventes des marchandises ou des produits ou rendre de service.Cette entreprise ##N/A## dit avoir obtenu une valeur sur les marchandises vendu en etat, les marchandises vendu après transformation et les services rendus. Prière de corriger. Cette entreprise ##N/A## dit avoir obtenu une valeur sur les marchandises vendu en etat et les marchandises vendu après transformation. La main d'oeuvre familiale pour Diatta Sabaly ayant travaillé dans cette entreprise ##N/A## aucours des 12 derniers mois n'est pas renseigner. Prière de reneigner toutes les informations qui lui concerne. La main d'oeuvre sariale de Diatta Sabaly ayant travaillé dans cette entreprise ##N/A## aucours des 30 derniers jours n'est pas renseigner. Prière de reneigner toutes les informations qui lui concerne.</w:t>
       </w:r>
     </w:p>
     <w:p>
@@ -1449,7 +1449,7 @@
         <w:rPr>
           <w:sz w:val="20"/>
         </w:rPr>
-        <w:t>- Attention ! Le prix unitaire d'achat (200 Fcfa) de Pâte d'arachide en Sachets (Petit) est relativement élevé par rapport aux autres prix observés dans cette zone. Prière de corriger ou de confirmer avec le QG. Attention ! Le prix unitaire d'achat (200 Fcfa) de Sucre en poudre  en Sachets (Petit) est relativement élevé par rapport aux autres prix observés dans cette zone. Prière de corriger ou de confirmer avec le QG. Attention ! Le prix unitaire d'achat (25 Fcfa) de Café en poudre soluble en Sachets industriel (Petit) est relativement faible par rapport aux autres prix observés dans cette zone. Prière de corriger ou de confirmer avec le QG. Attention ! Le prix unitaire d'achat (600 Fcfa) de Huile de soja  en Litre (taille unique) est relativement faible par rapport aux autres prix observés dans cette zone. Prière de corriger ou de confirmer avec le QG. Avertissement!!! Le ménage a consommé 1 Boite (Autre que la boite/pot de tomate) Moyen de Thé en sachet, cette quantité semble anormale pour une consommation des 7 derniers jours.Les ménages consomment géneralement en sachet ou en paquet, prière de corriger ou de confirmer avec le QG. Le prix d'achat unitaire (1 Fcfa) de Jus de fruits type 2 (Tampico, Pressea,etc.) en Sachets industriel de taille Petit  est invraisemblable, prière de regarder les reponses prises dans les questions s07bq07a s07bq07b s07bq07c s07bq08 pour mieux corriger.</w:t>
+        <w:t>- Attention ! Le prix unitaire d'achat (200 Fcfa) de Arachides pilées en Sachets (Petit) est relativement élevé par rapport aux autres prix observés dans cette zone. Prière de corriger ou de confirmer avec le QG. Attention ! Le prix unitaire d'achat (200 Fcfa) de Lait caillé en Sachets (Petit) est relativement élevé par rapport aux autres prix observés dans cette zone. Prière de corriger ou de confirmer avec le QG. Attention ! Le prix unitaire d'achat (200 Fcfa) de Sucre en poudre  en Sachets (Petit) est relativement élevé par rapport aux autres prix observés dans cette zone. Prière de corriger ou de confirmer avec le QG. Attention ! Le prix unitaire d'achat (25 Fcfa) de Café en poudre soluble en Sachets industriel (Petit) est relativement faible par rapport aux autres prix observés dans cette zone. Prière de corriger ou de confirmer avec le QG. Attention ! Le prix unitaire d'achat (50 Fcfa) de Cube alimentaire (Maggi, Jumbo, ) en Cube (Petit) est relativement élevé par rapport aux autres prix observés dans cette zone. Prière de corriger ou de confirmer avec le QG. Attention ! Le prix unitaire d'achat (600 Fcfa) de Huile de soja  en Litre (taille unique) est relativement faible par rapport aux autres prix observés dans cette zone. Prière de corriger ou de confirmer avec le QG. Avertissement!!! Le ménage a consommé 1 Boite (Autre que la boite/pot de tomate) Moyen de Thé en sachet, cette quantité semble anormale pour une consommation des 7 derniers jours.Les ménages consomment géneralement en sachet ou en paquet, prière de corriger ou de confirmer avec le QG. Le prix d'achat unitaire (1 Fcfa) de Jus de fruits type 2 (Tampico, Pressea,etc.) en Sachets industriel de taille Petit  est invraisemblable, prière de regarder les reponses prises dans les questions s07bq07a s07bq07b s07bq07c s07bq08 pour mieux corriger.</w:t>
       </w:r>
     </w:p>
     <w:p>
@@ -2046,7 +2046,7 @@
         <w:rPr>
           <w:sz w:val="20"/>
         </w:rPr>
-        <w:t>- La dernière fois que vous avez acheté Arachides séchées en coques est offert par un parent et semble exister dans les modalités, prière de prendre attache avec le QG pour plus d'explication afin de la classer bien.  La dernière fois que vous avez acheté Aubergine sauvage  est produit du menage et semble exister dans les modalités, prière de prendre attache avec le QG pour plus d'explication afin de la classer bien.  La dernière fois que vous avez acheté Feuilles de Fakoye (Feuille de corete) est une plante à côté de la maison et semble exister dans les modalités, prière de prendre attache avec le QG pour plus d'explication afin de la classer bien.  La dernière fois que vous avez acheté Gombo frais est produit du menage et semble exister dans les modalités, prière de prendre attache avec le QG pour plus d'explication afin de la classer bien.  La dernière fois que vous avez acheté Papaye est produit du menage et semble exister dans les modalités, prière de prendre attache avec le QG pour plus d'explication afin de la classer bien.  La dernière fois que vous avez acheté Tomate fraîche est produit du menage et semble exister dans les modalités, prière de prendre attache avec le QG pour plus d'explication afin de la classer bien. Attention ! Le prix unitaire d'achat (150 Fcfa) de Feuilles de  Haricot en Tas (Petit) est relativement élevé par rapport aux autres prix observés dans cette zone. Prière de corriger ou de confirmer avec le QG. Attention ! Le prix unitaire d'achat (25 Fcfa) de Ail en Gousse (Moyen) est relativement faible par rapport aux autres prix observés dans cette zone. Prière de corriger ou de confirmer avec le QG. Attention ! Le prix unitaire d'achat (800 Fcfa) de Riz importé parfumé en Kg (taille unique) est relativement élevé par rapport aux autres prix observés dans cette zone. Prière de corriger ou de confirmer avec le QG. Avertissement!! le prix unitaire (100 Fcfa) de Thé en sachet (unité: Sachets) de taille Petit est très faible ou élevé. Prière de corriger ou de confirmer avec le QG. Avertissement!!! Le ménage a consommé 10 Pièce Petit de Crabes, cette quantité semble anormale pour une consommation des 7 derniers jours.Prière de corriger ou de confirmer avec le QG. Avertissement!!! Le ménage a consommé 10 Pièce Petit de Maquereau fumé, cette quantité semble anormale pour une consommation des 7 derniers jours.Prière de corriger ou de confirmer avec le QG. Avertissement!!! Le ménage a consommé 18 Tas Tres petit de Mâchoiron Frais, cette quantité semble anormale pour une consommation des 7 derniers jours.Prière de corriger ou de confirmer avec le QG. Avertissement!!! Le ménage a consommé 8 Tas Petit de Capitaine frais, cette quantité semble anormale pour une consommation des 7 derniers jours.Prière de corriger ou de confirmer avec le QG. Le prix d'achat unitaire (100 Fcfa) de Oignon frais en Kg de taille  taille unique  est très faible, prière de regarder les reponses prises dans les questions s07bq07a s07bq07b s07bq07c s07bq08 pour mieux corriger. Attention ! Le prix unitaire d'achat (100 Fcfa) de Oignon frais en Kg (taille unique) est relativement faible par rapport aux autres prix observés dans cette zone. Prière de corriger ou de confirmer avec le QG.</w:t>
+        <w:t>- La dernière fois que vous avez acheté Arachides séchées en coques est offert par un parent et semble exister dans les modalités, prière de prendre attache avec le QG pour plus d'explication afin de la classer bien.  La dernière fois que vous avez acheté Aubergine sauvage  est produit du menage et semble exister dans les modalités, prière de prendre attache avec le QG pour plus d'explication afin de la classer bien.  La dernière fois que vous avez acheté Gombo frais est produit du menage et semble exister dans les modalités, prière de prendre attache avec le QG pour plus d'explication afin de la classer bien.  La dernière fois que vous avez acheté Papaye est produit du menage et semble exister dans les modalités, prière de prendre attache avec le QG pour plus d'explication afin de la classer bien.  La dernière fois que vous avez acheté Tomate fraîche est produit du menage et semble exister dans les modalités, prière de prendre attache avec le QG pour plus d'explication afin de la classer bien. Attention ! Le prix unitaire d'achat (151.5152 Fcfa) de Eau minérale/filtrée en sachet en Sachets (Petit) est relativement élevé par rapport aux autres prix observés dans cette zone. Prière de corriger ou de confirmer avec le QG. Attention ! Le prix unitaire d'achat (25 Fcfa) de Ail en Gousse (Moyen) est relativement faible par rapport aux autres prix observés dans cette zone. Prière de corriger ou de confirmer avec le QG. Attention ! Le prix unitaire d'achat (50 Fcfa) de Feuilles de Fakoye (Feuille de corete) en Tas (Moyen) est relativement faible par rapport aux autres prix observés dans cette zone. Prière de corriger ou de confirmer avec le QG.  La dernière fois que vous avez acheté Feuilles de Fakoye (Feuille de corete) est une plante à côté de la maison et semble exister dans les modalités, prière de prendre attache avec le QG pour plus d'explication afin de la classer bien. Attention ! Le prix unitaire d'achat (800 Fcfa) de Riz importé parfumé en Kg (taille unique) est relativement élevé par rapport aux autres prix observés dans cette zone. Prière de corriger ou de confirmer avec le QG. Avertissement!! le prix unitaire (100 Fcfa) de Thé en sachet (unité: Sachets) de taille Petit est très faible ou élevé. Prière de corriger ou de confirmer avec le QG. Avertissement!!! Le ménage a consommé 10 Pièce Petit de Crabes, cette quantité semble anormale pour une consommation des 7 derniers jours.Prière de corriger ou de confirmer avec le QG. Avertissement!!! Le ménage a consommé 10 Pièce Petit de Maquereau fumé, cette quantité semble anormale pour une consommation des 7 derniers jours.Prière de corriger ou de confirmer avec le QG. Avertissement!!! Le ménage a consommé 18 Tas Tres petit de Mâchoiron Frais, cette quantité semble anormale pour une consommation des 7 derniers jours.Prière de corriger ou de confirmer avec le QG. Avertissement!!! Le ménage a consommé 8 Tas Petit de Capitaine frais, cette quantité semble anormale pour une consommation des 7 derniers jours.Prière de corriger ou de confirmer avec le QG. Le prix d'achat unitaire (100 Fcfa) de Oignon frais en Kg de taille  taille unique  est très faible, prière de regarder les reponses prises dans les questions s07bq07a s07bq07b s07bq07c s07bq08 pour mieux corriger. Attention ! Le prix unitaire d'achat (100 Fcfa) de Oignon frais en Kg (taille unique) est relativement faible par rapport aux autres prix observés dans cette zone. Prière de corriger ou de confirmer avec le QG.</w:t>
       </w:r>
     </w:p>
     <w:p>
@@ -2180,7 +2180,7 @@
         <w:br/>
         <w:t xml:space="preserve">- Le prix de revente de l'article  Fer à repasser à charbon ne doit pas être égal 0 même si le ménage l'a reçu en cadeau prière de leurs aider à faire une estimations. </w:t>
         <w:br/>
-        <w:t xml:space="preserve">- Le prix de revente de l'article  Foyers améliorés ne doit pas être égal 0 même si le ménage l'a reçu en cadeau prière de leurs aider à faire une estimations. </w:t>
+        <w:t xml:space="preserve">- Le prix de revente de l'article  Foyers améliorés ne doit pas être égal 0 même si le ménage l'a reçu en cadeau prière de leurs aider à faire une estimations. Attention ! Foyers améliorés a été achété à 25000 Fcfa est relativement élevé par rapport aux autres prix d'achat observés dans cette zone. Prière de corriger ou de confirmer avec le QG. </w:t>
         <w:br/>
         <w:t>- Le prix de revente de l'article  Matelas simple ne doit pas être égal 0 même si le ménage l'a reçu en cadeau prière de leurs aider à faire une estimations.</w:t>
       </w:r>
@@ -2635,7 +2635,7 @@
         <w:rPr>
           <w:sz w:val="20"/>
         </w:rPr>
-        <w:t xml:space="preserve">- Peu probable! Adama Mane  n'arrive pas  à comprendre un petit texte lu dans une langue locale (s02q03). Veuillez corriger ou donner des explications au QG.  Incohérence ! seulement les écoles gouvermentales paient les cotisations (Gouvernement, communauté, ONG ou organisation humanitaire). veuillez, s'il vous plait, confirmer cette information de Adama Mane avec le QG ou apporter les corrections nécessaires. Attention ! Le frais de scolarité (10000 Fcfa) de Adama Mane en 5ème année de Primaire est relativement élevé par rapport aux autres frais de scolarités observés dans cette zone. Prière de corriger ou de confirmer avec le QG. </w:t>
+        <w:t xml:space="preserve">- Peu probable! Adama Mane  n'arrive pas  à comprendre un petit texte lu dans une langue locale (s02q03). Veuillez corriger ou donner des explications au QG.  Incohérence ! seulement les écoles gouvermentales paient les cotisations (Gouvernement, communauté, ONG ou organisation humanitaire). veuillez, s'il vous plait, confirmer cette information de Adama Mane avec le QG ou apporter les corrections nécessaires. Attention ! Le frais de scolarité (32500 Fcfa) de Adama Mane en 5ème année de Primaire est relativement élevé par rapport aux autres frais de scolarités observés dans cette zone. Prière de corriger ou de confirmer avec le QG. Attention ! Le frais de scolarité (10000 Fcfa) de Adama Mane en 5ème année de Primaire est relativement élevé par rapport aux autres frais de scolarités observés dans cette zone. Prière de corriger ou de confirmer avec le QG. </w:t>
         <w:br/>
         <w:t xml:space="preserve">- Peu probable! Aissatou Lamarana Diallo  n'arrive pas  à comprendre un petit texte lu dans une langue locale (s02q03). Veuillez corriger ou donner des explications au QG. </w:t>
         <w:br/>
@@ -2739,7 +2739,7 @@
         <w:rPr>
           <w:sz w:val="20"/>
         </w:rPr>
-        <w:t>- Attention ! Le prix unitaire d'achat (300 Fcfa) de Feuilles de  Haricot en Tas (Moyen) est relativement élevé par rapport aux autres prix observés dans cette zone. Prière de corriger ou de confirmer avec le QG. Avertissement!! Les quantités du Thé en feuille consommées en Sachets industriel semble incoherent car les ménages consomment géneralement en sachet ou en paquet, prière de corriger ou confirmer avec le QG. Avertissement!!! Le ménage a consommé 1 Bidon 20l taille unique de Eau minérale/filtrée en bouteille locale, cette quantité semble anormale pour une consommation des 7 derniers jours, prière de verifier et corriger. Avertissement!!! Le ménage a consommé 10 Verre ( à thé) taille unique de Sucre en poudre , cette quantité semble anormale pour une consommation des 7 derniers jours.Prière de corriger ou de confirmer avec le QG. Avertissement!!! Le ménage a consommé 4 Paquet Moyen de Thé en sachet, cette quantité semble anormale pour une consommation des 7 derniers jours.Prière de corriger ou de confirmer avec le QG. Avertissement!! le prix unitaire (100 Fcfa) de Thé en sachet (unité: Paquet) de taille Moyen est très faible ou élevé. Prière de corriger ou de confirmer avec le QG.</w:t>
+        <w:t>- Attention ! Le prix unitaire d'achat (200 Fcfa) de Orange  en Pièce (Moyen) est relativement élevé par rapport aux autres prix observés dans cette zone. Prière de corriger ou de confirmer avec le QG. Attention ! Le prix unitaire d'achat (2500 Fcfa) de Pastèque en Pièce (Grand) est relativement élevé par rapport aux autres prix observés dans cette zone. Prière de corriger ou de confirmer avec le QG. Attention ! Le prix unitaire d'achat (300 Fcfa) de Feuilles de  Haricot en Tas (Moyen) est relativement élevé par rapport aux autres prix observés dans cette zone. Prière de corriger ou de confirmer avec le QG. Attention ! Le prix unitaire d'achat (450 Fcfa) de Maquereau fumé en Pièce (Moyen) est relativement élevé par rapport aux autres prix observés dans cette zone. Prière de corriger ou de confirmer avec le QG. Attention ! Le prix unitaire d'achat (50 Fcfa) de Beignets de farine de boulangerie en Sachets (Petit) est relativement faible par rapport aux autres prix observés dans cette zone. Prière de corriger ou de confirmer avec le QG. Avertissement!! Les quantités du Thé en feuille consommées en Sachets industriel semble incoherent car les ménages consomment géneralement en sachet ou en paquet, prière de corriger ou confirmer avec le QG. Attention ! Le prix unitaire d'achat (100 Fcfa) de Thé en feuille en Sachets industriel (Petit) est relativement élevé par rapport aux autres prix observés dans cette zone. Prière de corriger ou de confirmer avec le QG. Avertissement!!! Le ménage a consommé 1 Bidon 20l taille unique de Eau minérale/filtrée en bouteille locale, cette quantité semble anormale pour une consommation des 7 derniers jours, prière de verifier et corriger. Avertissement!!! Le ménage a consommé 10 Verre ( à thé) taille unique de Sucre en poudre , cette quantité semble anormale pour une consommation des 7 derniers jours.Prière de corriger ou de confirmer avec le QG. Avertissement!!! Le ménage a consommé 4 Paquet Moyen de Thé en sachet, cette quantité semble anormale pour une consommation des 7 derniers jours.Prière de corriger ou de confirmer avec le QG. Avertissement!! le prix unitaire (100 Fcfa) de Thé en sachet (unité: Paquet) de taille Moyen est très faible ou élevé. Prière de corriger ou de confirmer avec le QG.</w:t>
       </w:r>
     </w:p>
     <w:p>
@@ -2785,7 +2785,7 @@
         </w:rPr>
         <w:t xml:space="preserve">- Attention ! Antenne parabolique / décodeur a été revendu à 15000 Fcfa qui est relativement élevé par rapport aux autres prix de revente observés dans cette zone. Prière de corriger ou de confirmer avec le QG. </w:t>
         <w:br/>
-        <w:t xml:space="preserve">- Attention ! Appareil TV a été revendu à 165000 Fcfa qui est relativement élevé par rapport aux autres prix de revente observés dans cette zone. Prière de corriger ou de confirmer avec le QG. </w:t>
+        <w:t xml:space="preserve">- Attention ! Fer à repasser électrique a été revendu à 30000 Fcfa qui est relativement élevé par rapport aux autres prix de revente observés dans cette zone. Prière de corriger ou de confirmer avec le QG. </w:t>
         <w:br/>
         <w:t xml:space="preserve">- Attention ! Lit a été achété à 500000 Fcfa est relativement élevé par rapport aux autres prix d'achat observés dans cette zone. Prière de corriger ou de confirmer avec le QG. Attention ! Lit a été revendu à 400000 Fcfa qui est relativement élevé par rapport aux autres prix de revente observés dans cette zone. Prière de corriger ou de confirmer avec le QG. </w:t>
         <w:br/>
@@ -2852,11 +2852,9 @@
         <w:rPr>
           <w:sz w:val="20"/>
         </w:rPr>
-        <w:t xml:space="preserve">- Attention ! Animaux de labour a été achété à 350000 Fcfa est relativement élevé par rapport aux autres prix d'achat observés dans cette zone. Prière de corriger ou de confirmer avec le QG. </w:t>
+        <w:t xml:space="preserve">- Attention ! Animaux de labour a été achété à 350000 Fcfa est relativement élevé par rapport aux autres prix d'achat observés dans cette zone. Prière de corriger ou de confirmer avec le QG. Attention ! Animaux de labour a été revendu à 350000 Fcfa qui est relativement élevé par rapport aux autres prix de revente observés dans cette zone. Prière de corriger ou de confirmer avec le QG. </w:t>
         <w:br/>
         <w:t xml:space="preserve">- Attention ! Charrettes a été revendu à 150000 Fcfa qui est relativement élevé par rapport aux autres prix de revente observés dans cette zone. Prière de corriger ou de confirmer avec le QG. </w:t>
-        <w:br/>
-        <w:t xml:space="preserve">- Attention ! Charrue a été revendu à 1.30e+07 Fcfa qui est relativement élevé par rapport aux autres prix de revente observés dans cette zone. Prière de corriger ou de confirmer avec le QG. </w:t>
         <w:br/>
         <w:t xml:space="preserve">- Attention ! Décortiqueuse à riz a été revendu à 75000 Fcfa qui est relativement élevé par rapport aux autres prix de revente observés dans cette zone. Prière de corriger ou de confirmer avec le QG. </w:t>
         <w:br/>
@@ -3225,7 +3223,7 @@
         <w:rPr>
           <w:sz w:val="20"/>
         </w:rPr>
-        <w:t>- Attention ! Le prix unitaire d'achat (500 Fcfa) de Huile de soja  en Litre (taille unique) est relativement faible par rapport aux autres prix observés dans cette zone. Prière de corriger ou de confirmer avec le QG. Avertissement!!! Le ménage a consommé 1 Paquet Petit de Thé en sachet, cette quantité semble anormale pour une consommation des 7 derniers jours.Prière de corriger ou de confirmer avec le QG. Avertissement!! le prix unitaire (100 Fcfa) de Thé en sachet (unité: Paquet) de taille Petit est très faible ou élevé. Prière de corriger ou de confirmer avec le QG.</w:t>
+        <w:t>- Attention ! Le prix unitaire d'achat (100 Fcfa) de Œufs frais en Pièce (taille unique) est relativement faible par rapport aux autres prix observés dans cette zone. Prière de corriger ou de confirmer avec le QG. Attention ! Le prix unitaire d'achat (25 Fcfa) de Poivre en Sachets (Petit) est relativement faible par rapport aux autres prix observés dans cette zone. Prière de corriger ou de confirmer avec le QG. Attention ! Le prix unitaire d'achat (50 Fcfa) de Cube alimentaire (Maggi, Jumbo, ) en Cube (Moyen) est relativement élevé par rapport aux autres prix observés dans cette zone. Prière de corriger ou de confirmer avec le QG. Attention ! Le prix unitaire d'achat (500 Fcfa) de Huile de soja  en Litre (taille unique) est relativement faible par rapport aux autres prix observés dans cette zone. Prière de corriger ou de confirmer avec le QG. Avertissement!!! Le ménage a consommé 1 Paquet Petit de Thé en sachet, cette quantité semble anormale pour une consommation des 7 derniers jours.Prière de corriger ou de confirmer avec le QG. Avertissement!! le prix unitaire (100 Fcfa) de Thé en sachet (unité: Paquet) de taille Petit est très faible ou élevé. Prière de corriger ou de confirmer avec le QG.</w:t>
       </w:r>
     </w:p>
     <w:p>
@@ -3745,7 +3743,7 @@
         <w:rPr>
           <w:sz w:val="20"/>
         </w:rPr>
-        <w:t>- Attention ! Le prix unitaire d'achat (100 Fcfa) de Gombo frais en Pièce (Petit) est relativement élevé par rapport aux autres prix observés dans cette zone. Prière de corriger ou de confirmer avec le QG. Attention ! Le prix unitaire d'achat (100 Fcfa) de Piment frais en Pièce (Petit) est relativement élevé par rapport aux autres prix observés dans cette zone. Prière de corriger ou de confirmer avec le QG. Attention ! Le prix unitaire d'achat (1200 Fcfa) de Boissons gazeuses (Coca, Fanta, Vimto, Sprite, etc.) en Bouteille 1l (taille unique) est relativement élevé par rapport aux autres prix observés dans cette zone. Prière de corriger ou de confirmer avec le QG. Attention ! Le prix unitaire d'achat (250 Fcfa) de Concentré de tomate en Sachets (Moyen) est relativement élevé par rapport aux autres prix observés dans cette zone. Prière de corriger ou de confirmer avec le QG. Avertissement!!! Le ménage a consommé 0.12 Kg taille unique de Farine de blé locale ou importée, cette quantité semble anormale pour une consommation des 7 derniers jours. prière de corriger ou de confirmer avec le QG. Le prix d'achat unitaire (1041.667 Fcfa) de Farine de blé locale ou importée en Kg de taille taille unique semble élevé, prière de regarder les reponses prises dans les questions s07bq07a s07bq07b s07bq07c s07bq08 pour mieux corriger. Attention ! Soupçons de quantité anormale! Le ménage de IDRISSA SOW avec une taille de 7 personnes a consommé .12 Kg en taille unique de Farine de blé locale ou importée qui est relativement élevé comme consommation par rapport à la condition de vie des autres ménages de même taille dans cette zone. Prière de corriger ou de confirmer avec le QG. Avertissement!!! Le ménage a consommé 10 Cuillère Moyen de Miel, cette quantité semble anormale pour une consommation des 7 derniers jours.Prière de corriger ou de confirmer avec le QG. Avertissement!!! Le ménage a consommé 10 Pot de 50 cl taille unique de Chocolat pâte à tartiner, cette quantité semble anormale pour une consommation des 7 derniers jours.Prière de corriger ou de confirmer avec le QG. Avertissement!!! Le ménage a consommé 7 Boite (Autre que la boite/pot de tomate) Petit de Thé en sachet, cette quantité semble anormale pour une consommation des 7 derniers jours.Les ménages consomment géneralement en sachet ou en paquet, prière de corriger ou de confirmer avec le QG. Le prix d'achat unitaire (1 Fcfa) de Carotte en Pièce de taille Moyen  est invraisemblable, prière de regarder les reponses prises dans les questions s07bq07a s07bq07b s07bq07c s07bq08 pour mieux corriger. Attention ! Le prix unitaire d'achat (1 Fcfa) de Carotte en Pièce (Moyen) est relativement faible par rapport aux autres prix observés dans cette zone. Prière de corriger ou de confirmer avec le QG.</w:t>
+        <w:t>- Attention ! Le prix unitaire d'achat (100 Fcfa) de Gombo frais en Pièce (Petit) est relativement élevé par rapport aux autres prix observés dans cette zone. Prière de corriger ou de confirmer avec le QG. Attention ! Le prix unitaire d'achat (100 Fcfa) de Piment frais en Pièce (Petit) est relativement élevé par rapport aux autres prix observés dans cette zone. Prière de corriger ou de confirmer avec le QG. Attention ! Le prix unitaire d'achat (100 Fcfa) de Poireau en Tas (Petit) est relativement élevé par rapport aux autres prix observés dans cette zone. Prière de corriger ou de confirmer avec le QG. Attention ! Le prix unitaire d'achat (1200 Fcfa) de Boissons gazeuses (Coca, Fanta, Vimto, Sprite, etc.) en Bouteille 1l (taille unique) est relativement élevé par rapport aux autres prix observés dans cette zone. Prière de corriger ou de confirmer avec le QG. Attention ! Le prix unitaire d'achat (200 Fcfa) de Lait caillé en Sachets (Petit) est relativement élevé par rapport aux autres prix observés dans cette zone. Prière de corriger ou de confirmer avec le QG. Attention ! Le prix unitaire d'achat (200 Fcfa) de Mayonnaise en Sachets (Petit) est relativement élevé par rapport aux autres prix observés dans cette zone. Prière de corriger ou de confirmer avec le QG. Attention ! Le prix unitaire d'achat (250 Fcfa) de Tomate fraîche en Pièce (Moyen) est relativement élevé par rapport aux autres prix observés dans cette zone. Prière de corriger ou de confirmer avec le QG. Avertissement!!! Le ménage a consommé 0.12 Kg taille unique de Farine de blé locale ou importée, cette quantité semble anormale pour une consommation des 7 derniers jours. prière de corriger ou de confirmer avec le QG. Le prix d'achat unitaire (1041.667 Fcfa) de Farine de blé locale ou importée en Kg de taille taille unique semble élevé, prière de regarder les reponses prises dans les questions s07bq07a s07bq07b s07bq07c s07bq08 pour mieux corriger. Attention ! Soupçons de quantité anormale! Le ménage de IDRISSA SOW avec une taille de 7 personnes a consommé .12 Kg en taille unique de Farine de blé locale ou importée qui est relativement élevé comme consommation par rapport à la condition de vie des autres ménages de même taille dans cette zone. Prière de corriger ou de confirmer avec le QG. Avertissement!!! Le ménage a consommé 10 Cuillère Moyen de Miel, cette quantité semble anormale pour une consommation des 7 derniers jours.Prière de corriger ou de confirmer avec le QG. Avertissement!!! Le ménage a consommé 10 Pot de 50 cl taille unique de Chocolat pâte à tartiner, cette quantité semble anormale pour une consommation des 7 derniers jours.Prière de corriger ou de confirmer avec le QG. Avertissement!!! Le ménage a consommé 7 Boite (Autre que la boite/pot de tomate) Petit de Thé en sachet, cette quantité semble anormale pour une consommation des 7 derniers jours.Les ménages consomment géneralement en sachet ou en paquet, prière de corriger ou de confirmer avec le QG. Le prix d'achat unitaire (1 Fcfa) de Carotte en Pièce de taille Moyen  est invraisemblable, prière de regarder les reponses prises dans les questions s07bq07a s07bq07b s07bq07c s07bq08 pour mieux corriger. Attention ! Le prix unitaire d'achat (1 Fcfa) de Carotte en Pièce (Moyen) est relativement faible par rapport aux autres prix observés dans cette zone. Prière de corriger ou de confirmer avec le QG.</w:t>
       </w:r>
     </w:p>
     <w:p>
@@ -4285,7 +4283,7 @@
         <w:rPr>
           <w:sz w:val="20"/>
         </w:rPr>
-        <w:t>- Attention ! Le prix unitaire d'achat (1000 Fcfa) de Capitaine frais en Tas (Moyen) est relativement élevé par rapport aux autres prix observés dans cette zone. Prière de corriger ou de confirmer avec le QG. Avertissement!!! Le ménage a consommé 9 Paquet Petit de Thé en sachet, cette quantité semble anormale pour une consommation des 7 derniers jours.Prière de corriger ou de confirmer avec le QG. Avertissement!! le prix unitaire (125 Fcfa) de Thé en sachet (unité: Paquet) de taille Petit est très faible ou élevé. Prière de corriger ou de confirmer avec le QG.</w:t>
+        <w:t>- Attention ! Le prix unitaire d'achat (100 Fcfa) de Poireau en Tas (Petit) est relativement élevé par rapport aux autres prix observés dans cette zone. Prière de corriger ou de confirmer avec le QG. Attention ! Le prix unitaire d'achat (1000 Fcfa) de Capitaine frais en Tas (Moyen) est relativement élevé par rapport aux autres prix observés dans cette zone. Prière de corriger ou de confirmer avec le QG. Attention ! Le prix unitaire d'achat (200 Fcfa) de Citron en Sachets (Moyen) est relativement faible par rapport aux autres prix observés dans cette zone. Prière de corriger ou de confirmer avec le QG. Attention ! Le prix unitaire d'achat (25 Fcfa) de Cube alimentaire (Maggi, Jumbo, ) en Cube (Moyen) est relativement faible par rapport aux autres prix observés dans cette zone. Prière de corriger ou de confirmer avec le QG. Attention ! Le prix unitaire d'achat (300 Fcfa) de Autres légumes en feuilles en Tas (Moyen) est relativement élevé par rapport aux autres prix observés dans cette zone. Prière de corriger ou de confirmer avec le QG. Avertissement!!! Le ménage a consommé 9 Paquet Petit de Thé en sachet, cette quantité semble anormale pour une consommation des 7 derniers jours.Prière de corriger ou de confirmer avec le QG. Avertissement!! le prix unitaire (125 Fcfa) de Thé en sachet (unité: Paquet) de taille Petit est très faible ou élevé. Prière de corriger ou de confirmer avec le QG.</w:t>
       </w:r>
     </w:p>
     <w:p>
@@ -4900,7 +4898,7 @@
         <w:rPr>
           <w:sz w:val="20"/>
         </w:rPr>
-        <w:t>- Attention ! Le prix unitaire d'achat (100 Fcfa) de Citron en Pièce (Moyen) est relativement élevé par rapport aux autres prix observés dans cette zone. Prière de corriger ou de confirmer avec le QG. Attention ! Le prix unitaire d'achat (700 Fcfa) de Sucre en poudre  en Kg (taille unique) est relativement élevé par rapport aux autres prix observés dans cette zone. Prière de corriger ou de confirmer avec le QG. Attention ! Le prix unitaire d'achat (75 Fcfa) de Carotte en Pièce (Moyen) est relativement faible par rapport aux autres prix observés dans cette zone. Prière de corriger ou de confirmer avec le QG. Avertissement!! le prix unitaire (125 Fcfa) de Thé en sachet (unité: Sachets) de taille Petit est très faible ou élevé. Prière de corriger ou de confirmer avec le QG. Attention ! Le prix unitaire d'achat (125 Fcfa) de Thé en sachet en Sachets (Petit) est relativement élevé par rapport aux autres prix observés dans cette zone. Prière de corriger ou de confirmer avec le QG. Incohérence!! Dans ce ménage, chaque individus consomme par jour 1.761905 Kg  de cereale; Prière de revoir les quantités prises de ces produits. Le prix d'achat unitaire (300 Fcfa) de Riz importé parfumé en Sac (50 Kg) de taille taille unique est très faible, prière de regarder les reponses prises dans les questions s07bq07a s07bq07b s07bq07c s07bq08 pour mieux corriger.</w:t>
+        <w:t>- Attention ! Le prix unitaire d'achat (100 Fcfa) de Citron en Pièce (Moyen) est relativement élevé par rapport aux autres prix observés dans cette zone. Prière de corriger ou de confirmer avec le QG. Attention ! Le prix unitaire d'achat (50 Fcfa) de Pomme de terre en Pièce (Moyen) est relativement faible par rapport aux autres prix observés dans cette zone. Prière de corriger ou de confirmer avec le QG. Attention ! Le prix unitaire d'achat (700 Fcfa) de Sucre en poudre  en Kg (taille unique) est relativement élevé par rapport aux autres prix observés dans cette zone. Prière de corriger ou de confirmer avec le QG. Attention ! Le prix unitaire d'achat (75 Fcfa) de Carotte en Pièce (Moyen) est relativement faible par rapport aux autres prix observés dans cette zone. Prière de corriger ou de confirmer avec le QG. Avertissement!! le prix unitaire (125 Fcfa) de Thé en sachet (unité: Sachets) de taille Petit est très faible ou élevé. Prière de corriger ou de confirmer avec le QG. Attention ! Le prix unitaire d'achat (125 Fcfa) de Thé en sachet en Sachets (Petit) est relativement élevé par rapport aux autres prix observés dans cette zone. Prière de corriger ou de confirmer avec le QG. Incohérence!! Dans ce ménage, chaque individus consomme par jour 1.761905 Kg  de cereale; Prière de revoir les quantités prises de ces produits. Le prix d'achat unitaire (300 Fcfa) de Riz importé parfumé en Sac (50 Kg) de taille taille unique est très faible, prière de regarder les reponses prises dans les questions s07bq07a s07bq07b s07bq07c s07bq08 pour mieux corriger. Attention ! Le prix unitaire d'achat (300 Fcfa) de Riz importé parfumé en Sac (50 Kg) (taille unique) est relativement faible par rapport aux autres prix observés dans cette zone. Prière de corriger ou de confirmer avec le QG.</w:t>
       </w:r>
     </w:p>
     <w:p>
@@ -5489,7 +5487,7 @@
         <w:rPr>
           <w:sz w:val="20"/>
         </w:rPr>
-        <w:t>- Attention ! Le prix unitaire d'achat (100 Fcfa) de Citron en Pièce (Moyen) est relativement élevé par rapport aux autres prix observés dans cette zone. Prière de corriger ou de confirmer avec le QG. Attention ! Le prix unitaire d'achat (100 Fcfa) de Cube alimentaire (Maggi, Jumbo, ) en Cube (Moyen) est relativement élevé par rapport aux autres prix observés dans cette zone. Prière de corriger ou de confirmer avec le QG. Attention ! Le prix unitaire d'achat (200 Fcfa) de Gombo en poudre en Sachets (Petit) est relativement élevé par rapport aux autres prix observés dans cette zone. Prière de corriger ou de confirmer avec le QG. Attention ! Le prix unitaire d'achat (200 Fcfa) de Gombo frais en Tas (Petit) est relativement élevé par rapport aux autres prix observés dans cette zone. Prière de corriger ou de confirmer avec le QG. Attention ! Le prix unitaire d'achat (700 Fcfa) de Sucre en poudre  en Kg (taille unique) est relativement élevé par rapport aux autres prix observés dans cette zone. Prière de corriger ou de confirmer avec le QG. Avertissement!! le prix unitaire (125 Fcfa) de Thé en sachet (unité: Sachets) de taille Petit est très faible ou élevé. Prière de corriger ou de confirmer avec le QG. Attention ! Le prix unitaire d'achat (125 Fcfa) de Thé en sachet en Sachets (Petit) est relativement élevé par rapport aux autres prix observés dans cette zone. Prière de corriger ou de confirmer avec le QG. Le prix d'achat unitaire (1 Fcfa) de Vinaigre de vin en Verre ( à thé) de taille taille unique  est invraisemblable, prière de regarder les reponses prises dans les questions s07bq07a s07bq07b s07bq07c s07bq08 pour mieux corriger. Attention ! Le prix unitaire d'achat (1 Fcfa) de Vinaigre de vin en Verre ( à thé) (taille unique) est relativement faible par rapport aux autres prix observés dans cette zone. Prière de corriger ou de confirmer avec le QG. Le prix d'achat unitaire (340 Fcfa) de Riz importé parfumé en Sac (50 Kg) de taille taille unique est très faible, prière de regarder les reponses prises dans les questions s07bq07a s07bq07b s07bq07c s07bq08 pour mieux corriger.</w:t>
+        <w:t>- Attention ! Le prix unitaire d'achat (100 Fcfa) de Citron en Pièce (Moyen) est relativement élevé par rapport aux autres prix observés dans cette zone. Prière de corriger ou de confirmer avec le QG. Attention ! Le prix unitaire d'achat (100 Fcfa) de Cube alimentaire (Maggi, Jumbo, ) en Cube (Moyen) est relativement élevé par rapport aux autres prix observés dans cette zone. Prière de corriger ou de confirmer avec le QG. Attention ! Le prix unitaire d'achat (125 Fcfa) de Pommes en Pièce (Moyen) est relativement faible par rapport aux autres prix observés dans cette zone. Prière de corriger ou de confirmer avec le QG. Attention ! Le prix unitaire d'achat (150 Fcfa) de Feuilles de  Haricot en Tas (Moyen) est relativement élevé par rapport aux autres prix observés dans cette zone. Prière de corriger ou de confirmer avec le QG. Attention ! Le prix unitaire d'achat (183.3333 Fcfa) de Pain moderne (Baguette) en miche (Moyen) est relativement élevé par rapport aux autres prix observés dans cette zone. Prière de corriger ou de confirmer avec le QG. Attention ! Le prix unitaire d'achat (200 Fcfa) de Gombo en poudre en Sachets (Petit) est relativement élevé par rapport aux autres prix observés dans cette zone. Prière de corriger ou de confirmer avec le QG. Attention ! Le prix unitaire d'achat (200 Fcfa) de Gombo frais en Tas (Petit) est relativement élevé par rapport aux autres prix observés dans cette zone. Prière de corriger ou de confirmer avec le QG. Attention ! Le prix unitaire d'achat (200 Fcfa) de Tomate fraîche en Tas (Petit) est relativement élevé par rapport aux autres prix observés dans cette zone. Prière de corriger ou de confirmer avec le QG. Attention ! Le prix unitaire d'achat (700 Fcfa) de Sucre en poudre  en Kg (taille unique) est relativement élevé par rapport aux autres prix observés dans cette zone. Prière de corriger ou de confirmer avec le QG. Avertissement!! le prix unitaire (125 Fcfa) de Thé en sachet (unité: Sachets) de taille Petit est très faible ou élevé. Prière de corriger ou de confirmer avec le QG. Attention ! Le prix unitaire d'achat (125 Fcfa) de Thé en sachet en Sachets (Petit) est relativement élevé par rapport aux autres prix observés dans cette zone. Prière de corriger ou de confirmer avec le QG. Incohérence!! Dans ce ménage, chaque individus consomme par jour .8571429 Kg  de cereale; Prière de revoir les quantités prises de ces produits. Incohérence!! Dans ce ménage, chaque individus consomme par jour .8571429 Kg  de cereale; Prière de revoir les quantités prises de ces produits. Le prix d'achat unitaire (340 Fcfa) de Riz importé parfumé en Sac (50 Kg) de taille taille unique est très faible, prière de regarder les reponses prises dans les questions s07bq07a s07bq07b s07bq07c s07bq08 pour mieux corriger. Attention ! Le prix unitaire d'achat (340 Fcfa) de Riz importé parfumé en Sac (50 Kg) (taille unique) est relativement faible par rapport aux autres prix observés dans cette zone. Prière de corriger ou de confirmer avec le QG. Le prix d'achat unitaire (1 Fcfa) de Vinaigre de vin en Verre ( à thé) de taille taille unique  est invraisemblable, prière de regarder les reponses prises dans les questions s07bq07a s07bq07b s07bq07c s07bq08 pour mieux corriger. Attention ! Le prix unitaire d'achat (1 Fcfa) de Vinaigre de vin en Verre ( à thé) (taille unique) est relativement faible par rapport aux autres prix observés dans cette zone. Prière de corriger ou de confirmer avec le QG.</w:t>
       </w:r>
     </w:p>
     <w:p>
@@ -5601,6 +5599,27 @@
           <w:sz w:val="20"/>
         </w:rPr>
         <w:t>- En cas de coupure de courant du réseau, la source d’énergie que le ménage utilise est telephone portable et semble exister dans les modalités, prière de prendre attache avec le QG pour plus d'explication afin de la classer bien.  Le ménage évacue excréments dans vidange et semble exister dans les modalités, prière de prendre attache avec le QG pour plus d'explication afin de la classer bien.</w:t>
+      </w:r>
+    </w:p>
+    <w:p>
+      <w:r>
+        <w:rPr>
+          <w:b/>
+          <w:color w:val="4672C4"/>
+          <w:sz w:val="22"/>
+        </w:rPr>
+        <w:t>&gt;&gt; Section12 - Actifs du menage</w:t>
+      </w:r>
+    </w:p>
+    <w:p>
+      <w:pPr>
+        <w:ind w:left="283"/>
+      </w:pPr>
+      <w:r>
+        <w:rPr>
+          <w:sz w:val="20"/>
+        </w:rPr>
+        <w:t>- Attention ! Salon  (Fauteuils et table basse) a été revendu à 480000 Fcfa qui est relativement élevé par rapport aux autres prix de revente observés dans cette zone. Prière de corriger ou de confirmer avec le QG.</w:t>
       </w:r>
     </w:p>
     <w:p>
@@ -6078,7 +6097,7 @@
         <w:br/>
         <w:t xml:space="preserve">- Peu probable! Boubacar Diallo  n'arrive pas  à comprendre un petit texte lu dans une langue locale (s02q03). Veuillez corriger ou donner des explications au QG. </w:t>
         <w:br/>
-        <w:t xml:space="preserve">- Peu probable! Hamdou Rabbi Diallo  n'arrive pas  à comprendre un petit texte lu dans une langue locale (s02q03). Veuillez corriger ou donner des explications au QG. Le montant des frais pour les cahiers et autres matériels scolaires pour l'année scolaire de Hamdou Rabbi Diallo est faible ou élevé, veuillez, s'il vous plait, confirmer ces informations avec le QG ou apporter les corrections nécessaires. </w:t>
+        <w:t xml:space="preserve">- Peu probable! Hamdou Rabbi Diallo  n'arrive pas  à comprendre un petit texte lu dans une langue locale (s02q03). Veuillez corriger ou donner des explications au QG. Le montant des frais pour les cahiers et autres matériels scolaires pour l'année scolaire de Hamdou Rabbi Diallo est faible ou élevé, veuillez, s'il vous plait, confirmer ces informations avec le QG ou apporter les corrections nécessaires. Attention ! Le frais de scolarité (115500 Fcfa) de Hamdou Rabbi Diallo en 4ème année de Primaire est relativement élevé par rapport aux autres frais de scolarités observés dans cette zone. Prière de corriger ou de confirmer avec le QG. </w:t>
         <w:br/>
         <w:t>- Peu probable! Mariama Diallo  n'arrive pas  à comprendre un petit texte lu dans une langue locale (s02q03). Veuillez corriger ou donner des explications au QG.</w:t>
       </w:r>
@@ -6166,7 +6185,7 @@
         <w:rPr>
           <w:sz w:val="20"/>
         </w:rPr>
-        <w:t>- Attention ! Le prix unitaire d'achat (100 Fcfa) de Poivron frais en Pièce (Petit) est relativement élevé par rapport aux autres prix observés dans cette zone. Prière de corriger ou de confirmer avec le QG. Attention ! Le prix unitaire d'achat (1250 Fcfa) de Beurre en Pot (Petit) est relativement élevé par rapport aux autres prix observés dans cette zone. Prière de corriger ou de confirmer avec le QG. Attention ! Le prix unitaire d'achat (150 Fcfa) de Gombo frais en Tas (Moyen) est relativement élevé par rapport aux autres prix observés dans cette zone. Prière de corriger ou de confirmer avec le QG. Attention ! Le prix unitaire d'achat (800 Fcfa) de Pâte d'arachide en Sachets (Moyen) est relativement élevé par rapport aux autres prix observés dans cette zone. Prière de corriger ou de confirmer avec le QG. Avertissement!!! Le ménage a consommé 10 Pièce Moyen de Sucre en morceaux, cette quantité semble anormale pour une consommation des 7 derniers jours.Prière de corriger ou de confirmer avec le QG. Avertissement!!! Le ménage a consommé 10 Verre ( à thé) taille unique de Sucre en poudre , cette quantité semble anormale pour une consommation des 7 derniers jours.Prière de corriger ou de confirmer avec le QG. Avertissement!!! Le ménage a consommé 6 Cuillère Moyen de Thé en sachet, cette quantité semble anormale pour une consommation des 7 derniers jours.Les ménages consomment géneralement en sachet ou en paquet, prière de corriger ou de confirmer avec le QG. Avertissement!! le prix unitaire (3500 Fcfa) de Thé en sachet (unité: Paquet) de taille Grand est très faible ou élevé. Prière de corriger ou de confirmer avec le QG. Avertissement!!!Le ménage a consommé 49 Sachets industriel de Moyen de Lait en poudre  ce qui semble incoherent pour une consommation aucours des 7 derniers jours, prière de verifier et corriger. Incohérence!! Dans ce ménage, chaque individus consomme par jour 1.107143 Kg  de cereale; Prière de revoir les quantités prises de ces produits. Incohérence!! Dans ce ménage, chaque individus consomme par jour 1.107143 Kg  de cereale; Prière de revoir les quantités prises de ces produits.</w:t>
+        <w:t>- Attention ! Le prix unitaire d'achat (100 Fcfa) de Poivron frais en Pièce (Petit) est relativement élevé par rapport aux autres prix observés dans cette zone. Prière de corriger ou de confirmer avec le QG. Attention ! Le prix unitaire d'achat (150 Fcfa) de Pain moderne (Baguette) en miche (Moyen) est relativement faible par rapport aux autres prix observés dans cette zone. Prière de corriger ou de confirmer avec le QG. Attention ! Le prix unitaire d'achat (650 Fcfa) de Oignon frais en Kg (taille unique) est relativement élevé par rapport aux autres prix observés dans cette zone. Prière de corriger ou de confirmer avec le QG. Attention ! Le prix unitaire d'achat (800 Fcfa) de Pâte d'arachide en Sachets (Moyen) est relativement élevé par rapport aux autres prix observés dans cette zone. Prière de corriger ou de confirmer avec le QG. Avertissement!!! Le ménage a consommé 10 Pièce Moyen de Sucre en morceaux, cette quantité semble anormale pour une consommation des 7 derniers jours.Prière de corriger ou de confirmer avec le QG. Avertissement!!! Le ménage a consommé 10 Verre ( à thé) taille unique de Sucre en poudre , cette quantité semble anormale pour une consommation des 7 derniers jours.Prière de corriger ou de confirmer avec le QG. Avertissement!!! Le ménage a consommé 6 Cuillère Moyen de Thé en sachet, cette quantité semble anormale pour une consommation des 7 derniers jours.Les ménages consomment géneralement en sachet ou en paquet, prière de corriger ou de confirmer avec le QG. Avertissement!! le prix unitaire (3500 Fcfa) de Thé en sachet (unité: Paquet) de taille Grand est très faible ou élevé. Prière de corriger ou de confirmer avec le QG. Avertissement!!!Le ménage a consommé 49 Sachets industriel de Moyen de Lait en poudre  ce qui semble incoherent pour une consommation aucours des 7 derniers jours, prière de verifier et corriger. Incohérence!! Dans ce ménage, chaque individus consomme par jour 2.169643 Kg  de cereale; Prière de revoir les quantités prises de ces produits. Incohérence!! Dans ce ménage, chaque individus consomme par jour 2.169643 Kg  de cereale; Prière de revoir les quantités prises de ces produits.</w:t>
       </w:r>
     </w:p>
     <w:p>
@@ -6229,8 +6248,6 @@
         <w:rPr>
           <w:sz w:val="20"/>
         </w:rPr>
-        <w:t xml:space="preserve">- Attention ! Appareil TV a été revendu à 150000 Fcfa qui est relativement élevé par rapport aux autres prix de revente observés dans cette zone. Prière de corriger ou de confirmer avec le QG. </w:t>
-        <w:br/>
         <w:t xml:space="preserve">- Attention ! Tapis a été achété à 25000 Fcfa est relativement élevé par rapport aux autres prix d'achat observés dans cette zone. Prière de corriger ou de confirmer avec le QG. Attention ! Tapis a été revendu à 25000 Fcfa qui est relativement élevé par rapport aux autres prix de revente observés dans cette zone. Prière de corriger ou de confirmer avec le QG. </w:t>
         <w:br/>
         <w:t>- Attention ! Téléphone portable a été achété à 185000 Fcfa est relativement élevé par rapport aux autres prix d'achat observés dans cette zone. Prière de corriger ou de confirmer avec le QG. Attention ! Téléphone portable a été revendu à 180000 Fcfa qui est relativement élevé par rapport aux autres prix de revente observés dans cette zone. Prière de corriger ou de confirmer avec le QG.</w:t>
@@ -6650,7 +6667,7 @@
         <w:br/>
         <w:t xml:space="preserve">- Peu probable! Mbembalde Ba  n'arrive pas  à comprendre un petit texte lu dans une langue locale (s02q03). Veuillez corriger ou donner des explications au QG. La raison principale que Mbembalde Ba n'a pas fait des études dans une école formelle est etudes coranique et semble exister dans les modalités, prière de prendre attache avec le QG pour plus d'explication afin de la classer bien. </w:t>
         <w:br/>
-        <w:t xml:space="preserve">- Peu probable! Oumou Ba  n'arrive pas  à comprendre un petit texte lu dans une langue locale (s02q03). Veuillez corriger ou donner des explications au QG. Peu probable! Oumou Ba  ne sait ni lire, ni écrire, ni comprendre dans aucune des langues  (s02q01,s02q02,s02q03). Veuillez corriger ou donner des explications au QG. Peu plausible Oumou Ba fréquente au minimum le fondamental 1 mais ne sait ni lire ni comprendre la langue française, prière de corriger ou de confirmer avec le QG merci. Dans les milieux urbains c'est peu probable de voir une école dont les élèves ou étudiants ne dépensent pas en frais d'uniformes, prière de verifier pour Oumou Ba et corriger ou confirmer avec le QG. Le montant des frais de transport pour l'année scolaire de Oumou Ba est faible ou élevé. veuillez, s'il vous plait, confirmer ces informations avec le QG ou apporter les corrections nécessaires. Attention ! Le frais de scolarité (3000 Fcfa) de Oumou Ba en 2ème année de Primaire est relativement élevé par rapport aux autres frais de scolarités observés dans cette zone. Prière de corriger ou de confirmer avec le QG. </w:t>
+        <w:t xml:space="preserve">- Peu probable! Oumou Ba  n'arrive pas  à comprendre un petit texte lu dans une langue locale (s02q03). Veuillez corriger ou donner des explications au QG. Peu probable! Oumou Ba  ne sait ni lire, ni écrire, ni comprendre dans aucune des langues  (s02q01,s02q02,s02q03). Veuillez corriger ou donner des explications au QG. Peu plausible Oumou Ba fréquente au minimum le fondamental 1 mais ne sait ni lire ni comprendre la langue française, prière de corriger ou de confirmer avec le QG merci. Dans les milieux urbains c'est peu probable de voir une école dont les élèves ou étudiants ne dépensent pas en frais d'uniformes, prière de verifier pour Oumou Ba et corriger ou confirmer avec le QG. Le montant des frais de transport pour l'année scolaire de Oumou Ba est faible ou élevé. veuillez, s'il vous plait, confirmer ces informations avec le QG ou apporter les corrections nécessaires. </w:t>
         <w:br/>
         <w:t xml:space="preserve">- Peu probable! Rouguiattou Balde  n'arrive pas  à comprendre un petit texte lu dans une langue locale (s02q03). Veuillez corriger ou donner des explications au QG. La raison principale que Rouguiattou Balde n'a pas fait des études dans une école formelle est a la recherche d’emploie et semble exister dans les modalités, prière de prendre attache avec le QG pour plus d'explication afin de la classer bien. </w:t>
         <w:br/>
@@ -6744,7 +6761,7 @@
         <w:rPr>
           <w:sz w:val="20"/>
         </w:rPr>
-        <w:t>- La dernière fois que vous avez acheté Huile de palme brute est guinee bissau et semble exister dans les modalités, prière de prendre attache avec le QG pour plus d'explication afin de la classer bien.  La dernière fois que vous avez acheté Poulet sur pied est par la fille du vieux et semble exister dans les modalités, prière de prendre attache avec le QG pour plus d'explication afin de la classer bien. Attention ! Le prix unitaire d'achat (75 Fcfa) de Carotte en Pièce (Moyen) est relativement faible par rapport aux autres prix observés dans cette zone. Prière de corriger ou de confirmer avec le QG. Attention ! Le prix unitaire d'achat (8.333333 Fcfa) de Citron en Pièce (Moyen) est relativement faible par rapport aux autres prix observés dans cette zone. Prière de corriger ou de confirmer avec le QG. Avertissement!! La quantité (3.5 litre) du produit Huile de soja  consommée  par le ménage semble très élevé, prière de corriger ou confirmer avec le QG. Avertissement!! le prix unitaire (90 Fcfa) de Thé en sachet (unité: Paquet) de taille Grand est très faible ou élevé. Prière de corriger ou de confirmer avec le QG. Avertissement!!! Le ménage a consommé 10 Tas Moyen de Mâchoiron Frais, cette quantité semble anormale pour une consommation des 7 derniers jours.Prière de corriger ou de confirmer avec le QG. Avertissement!!! Le ménage a consommé 12 Tas Moyen de Capitaine frais, cette quantité semble anormale pour une consommation des 7 derniers jours.Prière de corriger ou de confirmer avec le QG. Attention ! Le prix unitaire d'achat (100 Fcfa) de Capitaine frais en Tas (Moyen) est relativement faible par rapport aux autres prix observés dans cette zone. Prière de corriger ou de confirmer avec le QG. Incohérence!! Dans ce ménage, chaque individus consomme par jour .968254 Kg  de cereale; Prière de revoir les quantités prises de ces produits. Incohérence!! Dans ce ménage, chaque individus consomme par jour .968254 Kg  de cereale; Prière de revoir les quantités prises de ces produits. Le prix d'achat unitaire (344 Fcfa) de Riz importé parfumé en Sac (50 Kg) de taille taille unique est très faible, prière de regarder les reponses prises dans les questions s07bq07a s07bq07b s07bq07c s07bq08 pour mieux corriger. Le prix d'achat unitaire (1 Fcfa) de Gombo en poudre en Sachets de taille Petit  est invraisemblable, prière de regarder les reponses prises dans les questions s07bq07a s07bq07b s07bq07c s07bq08 pour mieux corriger.</w:t>
+        <w:t>- La dernière fois que vous avez acheté Huile de palme brute est guinee bissau et semble exister dans les modalités, prière de prendre attache avec le QG pour plus d'explication afin de la classer bien.  La dernière fois que vous avez acheté Poulet sur pied est par la fille du vieux et semble exister dans les modalités, prière de prendre attache avec le QG pour plus d'explication afin de la classer bien. Attention ! Le prix unitaire d'achat (100 Fcfa) de Œufs frais en Pièce (taille unique) est relativement faible par rapport aux autres prix observés dans cette zone. Prière de corriger ou de confirmer avec le QG. Attention ! Le prix unitaire d'achat (22.22222 Fcfa) de Tomate fraîche en Tas (Petit) est relativement faible par rapport aux autres prix observés dans cette zone. Prière de corriger ou de confirmer avec le QG. Attention ! Le prix unitaire d'achat (75 Fcfa) de Carotte en Pièce (Moyen) est relativement faible par rapport aux autres prix observés dans cette zone. Prière de corriger ou de confirmer avec le QG. Avertissement!! La quantité (3.5 litre) du produit Huile de soja  consommée  par le ménage semble très élevé, prière de corriger ou confirmer avec le QG. Avertissement!! le prix unitaire (90 Fcfa) de Thé en sachet (unité: Paquet) de taille Grand est très faible ou élevé. Prière de corriger ou de confirmer avec le QG. Avertissement!!! Le ménage a consommé 10 Tas Moyen de Mâchoiron Frais, cette quantité semble anormale pour une consommation des 7 derniers jours.Prière de corriger ou de confirmer avec le QG. Avertissement!!! Le ménage a consommé 12 Tas Moyen de Capitaine frais, cette quantité semble anormale pour une consommation des 7 derniers jours.Prière de corriger ou de confirmer avec le QG. Attention ! Le prix unitaire d'achat (100 Fcfa) de Capitaine frais en Tas (Moyen) est relativement faible par rapport aux autres prix observés dans cette zone. Prière de corriger ou de confirmer avec le QG. Incohérence!! Dans ce ménage, chaque individus consomme par jour 1.079365 Kg  de cereale; Prière de revoir les quantités prises de ces produits. Incohérence!! Dans ce ménage, chaque individus consomme par jour 1.079365 Kg  de cereale; Prière de revoir les quantités prises de ces produits. Le prix d'achat unitaire (344 Fcfa) de Riz importé parfumé en Sac (50 Kg) de taille taille unique est très faible, prière de regarder les reponses prises dans les questions s07bq07a s07bq07b s07bq07c s07bq08 pour mieux corriger. Attention ! Le prix unitaire d'achat (344 Fcfa) de Riz importé parfumé en Sac (50 Kg) (taille unique) est relativement faible par rapport aux autres prix observés dans cette zone. Prière de corriger ou de confirmer avec le QG. Le prix d'achat unitaire (1 Fcfa) de Gombo en poudre en Sachets de taille Petit  est invraisemblable, prière de regarder les reponses prises dans les questions s07bq07a s07bq07b s07bq07c s07bq08 pour mieux corriger.</w:t>
       </w:r>
     </w:p>
     <w:p>
@@ -6956,8 +6973,6 @@
         <w:rPr>
           <w:sz w:val="20"/>
         </w:rPr>
-        <w:t xml:space="preserve">- Attention ! Autre (à préciser) a été revendu à 1000 Fcfa qui est relativement élevé par rapport aux autres prix de revente observés dans cette zone. Prière de corriger ou de confirmer avec le QG. </w:t>
-        <w:br/>
         <w:t>- Incohérence!! Le prix de revente de Houe/daba/hilaire dans cette section 19 ne doit pas être égal 0 même si le ménage l'a reçu en cadeau prière de leurs aider à faire une estimation.</w:t>
       </w:r>
     </w:p>
